--- a/iot/esp32/ENCLOSURE-STICKER.docx
+++ b/iot/esp32/ENCLOSURE-STICKER.docx
@@ -205,7 +205,7 @@
                 <w:sz w:val="17"/>
                 <w:szCs w:val="17"/>
               </w:rPr>
-              <w:t xml:space="preserve">Press BOOT now to change the WiFi. 4 seconds only.</w:t>
+              <w:t xml:space="preserve">Press SETUP or BOOT now to change the WiFi. 4 seconds only.</w:t>
             </w:r>
           </w:p>
         </w:tc>
@@ -1341,10 +1341,20 @@
       <w:r>
         <w:rPr>
           <w:rFonts w:ascii="Calibri" w:cs="Calibri" w:eastAsia="Calibri" w:hAnsi="Calibri"/>
-          <w:sz w:val="17"/>
-          <w:szCs w:val="17"/>
-        </w:rPr>
-        <w:t xml:space="preserve">Plug it in. Do not press anything yet.</w:t>
+          <w:b/>
+          <w:bCs/>
+          <w:sz w:val="17"/>
+          <w:szCs w:val="17"/>
+        </w:rPr>
+        <w:t xml:space="preserve">Hold the small SETUP button for 3 seconds.</w:t>
+      </w:r>
+      <w:r>
+        <w:rPr>
+          <w:rFonts w:ascii="Calibri" w:cs="Calibri" w:eastAsia="Calibri" w:hAnsi="Calibri"/>
+          <w:sz w:val="17"/>
+          <w:szCs w:val="17"/>
+        </w:rPr>
+        <w:t xml:space="preserve"> Leave the box plugged in.</w:t>
       </w:r>
     </w:p>
     <w:p>
@@ -1363,7 +1373,7 @@
           <w:sz w:val="17"/>
           <w:szCs w:val="17"/>
         </w:rPr>
-        <w:t xml:space="preserve">Wait about 4 seconds, until the light turns purple.</w:t>
+        <w:t xml:space="preserve">The light turns purple, then blinks green once — let go. The box restarts by itself.</w:t>
       </w:r>
     </w:p>
     <w:p>
@@ -1379,48 +1389,19 @@
       <w:r>
         <w:rPr>
           <w:rFonts w:ascii="Calibri" w:cs="Calibri" w:eastAsia="Calibri" w:hAnsi="Calibri"/>
+          <w:sz w:val="17"/>
+          <w:szCs w:val="17"/>
+        </w:rPr>
+        <w:t xml:space="preserve">On your phone, join the WiFi </w:t>
+      </w:r>
+      <w:r>
+        <w:rPr>
+          <w:rFonts w:ascii="Calibri" w:cs="Calibri" w:eastAsia="Calibri" w:hAnsi="Calibri"/>
           <w:b/>
           <w:bCs/>
           <w:sz w:val="17"/>
           <w:szCs w:val="17"/>
         </w:rPr>
-        <w:t xml:space="preserve">While it is purple</w:t>
-      </w:r>
-      <w:r>
-        <w:rPr>
-          <w:rFonts w:ascii="Calibri" w:cs="Calibri" w:eastAsia="Calibri" w:hAnsi="Calibri"/>
-          <w:sz w:val="17"/>
-          <w:szCs w:val="17"/>
-        </w:rPr>
-        <w:t xml:space="preserve">, press the small BOOT button once.</w:t>
-      </w:r>
-    </w:p>
-    <w:p>
-      <w:pPr>
-        <w:pStyle w:val="ListParagraph"/>
-        <w:keepLines/>
-        <w:numPr>
-          <w:ilvl w:val="0"/>
-          <w:numId w:val="3"/>
-        </w:numPr>
-        <w:spacing w:after="14" w:before="14" w:line="215"/>
-      </w:pPr>
-      <w:r>
-        <w:rPr>
-          <w:rFonts w:ascii="Calibri" w:cs="Calibri" w:eastAsia="Calibri" w:hAnsi="Calibri"/>
-          <w:sz w:val="17"/>
-          <w:szCs w:val="17"/>
-        </w:rPr>
-        <w:t xml:space="preserve">On your phone, join the WiFi </w:t>
-      </w:r>
-      <w:r>
-        <w:rPr>
-          <w:rFonts w:ascii="Calibri" w:cs="Calibri" w:eastAsia="Calibri" w:hAnsi="Calibri"/>
-          <w:b/>
-          <w:bCs/>
-          <w:sz w:val="17"/>
-          <w:szCs w:val="17"/>
-        </w:rPr>
         <w:t xml:space="preserve">CSPC-ICTU-Sensor</w:t>
       </w:r>
       <w:r>
@@ -1430,6 +1411,20 @@
           <w:szCs w:val="17"/>
         </w:rPr>
         <w:t xml:space="preserve"> (no password). A setup page opens by itself — pick a 2.4 GHz network.</w:t>
+      </w:r>
+    </w:p>
+    <w:p>
+      <w:pPr>
+        <w:spacing w:after="30" w:before="30"/>
+      </w:pPr>
+      <w:r>
+        <w:rPr>
+          <w:rFonts w:ascii="Calibri" w:cs="Calibri" w:eastAsia="Calibri" w:hAnsi="Calibri"/>
+          <w:color w:val="555B63"/>
+          <w:sz w:val="17"/>
+          <w:szCs w:val="17"/>
+        </w:rPr>
+        <w:t xml:space="preserve">No SETUP button? Plug it in, wait for purple, then press BOOT once.</w:t>
       </w:r>
     </w:p>
     <w:p>
